--- a/example_articles/countries/Canada/4.countries_Canada_Other_publisher.docx
+++ b/example_articles/countries/Canada/4.countries_Canada_Other_publisher.docx
@@ -27,17 +27,17 @@
     </w:p>
     <w:p>
       <w:r>
-        <w:t>Source File: Other publishers/Files (500) (28).DOCX</w:t>
+        <w:t>Source file: Other publishers/Files (500) (28).DOCX</w:t>
       </w:r>
     </w:p>
     <w:p>
       <w:r>
-        <w:t>Raw locations result: ['Nova Scotia, Canada']</w:t>
+        <w:t>Raw locations result, 'locations': ['Nova Scotia, Canada']</w:t>
       </w:r>
     </w:p>
     <w:p>
       <w:r>
-        <w:t>countries_stand_flat (Standardized): Canada</w:t>
+        <w:t>Standardized locations result, 'countries_stand_flat': Canada</w:t>
       </w:r>
     </w:p>
     <w:p>

--- a/example_articles/countries/Canada/4.countries_Canada_Other_publisher.docx
+++ b/example_articles/countries/Canada/4.countries_Canada_Other_publisher.docx
@@ -7,7 +7,7 @@
         <w:pStyle w:val="Heading1"/>
       </w:pPr>
       <w:r>
-        <w:t>In N.H., dreams and doughnuts // Hopefuls have to be humble here</w:t>
+        <w:t>History, humanity, ideas merge in MacNeil's 'Burden of Desire'</w:t>
       </w:r>
     </w:p>
     <w:p>
@@ -17,22 +17,22 @@
     </w:p>
     <w:p>
       <w:r>
-        <w:t>Date: 1992-02-13</w:t>
+        <w:t>Date: 1992-03-10</w:t>
       </w:r>
     </w:p>
     <w:p>
       <w:r>
-        <w:t>Section: NEWS; Pg. 4A</w:t>
+        <w:t>Section: LIFE; Pg. 4D; Book Review</w:t>
       </w:r>
     </w:p>
     <w:p>
       <w:r>
-        <w:t>Source file: Other publishers/Files (500) (28).DOCX</w:t>
+        <w:t>Source file: Other publishers/Files (500) (27).DOCX</w:t>
       </w:r>
     </w:p>
     <w:p>
       <w:r>
-        <w:t>Raw locations result, 'locations': ['Nova Scotia, Canada']</w:t>
+        <w:t>Raw locations result, 'locations': ['Canada']</w:t>
       </w:r>
     </w:p>
     <w:p>
@@ -49,89 +49,37 @@
     </w:p>
     <w:p>
       <w:r>
-        <w:t>Imagine for a moment that you're Bob Kerrey of Nebraska.</w:t>
+        <w:t>Does it seem fair to you that Robert MacNeil should turn out to be an accomplished novelist? He is already one of the most distinguished people in television journalism, or indeed in journalism of any sort. His non-fiction books Wordstruck, a memoir, and The Story of English, which he co-authored as a companion to a PBS series, have reached large audiences. But Burden of Desire, his first novel, suggests that it is as a novelist that the world might best remember him.</w:t>
         <w:br/>
-        <w:t>You're a United States senator. You were governor of your state. In Vietnam, you earned the Medal of Honor.</w:t>
+        <w:t>Burden of Desire is a historical novel set in Halifax, Nova Scotia, during World War I. On Dec. 6, 1917, at just after 9 a.m., a French munitions ship carrying 225 tons of TNT and tons more of other lethal materials exploded in the harbor at Halifax, taking nearly 2,000 souls and much of the working- class North End of Halifax with it. MacNeil describes the explosion and its grim effects with as much historical accuracy as he can muster, as he explains in a note at the end of the book.</w:t>
         <w:br/>
-        <w:t>Yet as you seek the Democratic presidential nomination, you find yourself being grilled by someone you've never met on why you won't eat your starch and vegetables.</w:t>
+        <w:t>MacNeil invents three characters and places them in the midst of this disaster. All are from the tonier South End of Halifax, where the destruction was mostly limited to windows blown in.</w:t>
         <w:br/>
-        <w:t>''Bob, how do you feel about potatoes?'' asked Helen Chmieleski, 67, when Kerrey stopped by a Hudson seniors center for lunch. ''I'm pro-potatoes,'' Kerrey deadpanned.</w:t>
+        <w:t>One is an Anglican priest, Peter Wentworth, assigned to All Saints Cathedral. After the explosion Peter goes to the North End to see the damage and pitches in with a crew of soldiers and civilians who are trying to pull the injured from the remains of their poor wooden houses before fire reaches them. Peter has a neurasthenic wife and ambitions in the church, two things that don't go together very well.</w:t>
         <w:br/>
-        <w:t>But Chmieleski demanded: ''Bob, you're a leader. You need to set an example. You need to eat your peas.''</w:t>
+        <w:t>The second of the three main characters is a psychologist and academic named Stewart MacPherson, a boyhood friend of Peter's in spite of the relative wealth of Stewart's family. Stewart also involves himself in the aftermath of the explosion, using his large Paige automobile as an ambulance or a hearse to transport victims to the South End's makeshift hospitals and morgues. His psychologist's interest in shell-shock victims finds a convenient counterpart in the civilian population devastated by the blast.</w:t>
         <w:br/>
-        <w:t>Much maligned, mythologized and overmagnified, New Hampshire - racing toward primary day on Tuesday - is still a place where a potential leader of the free world gets called Bob or Tom or Pat. The old-fashioned rituals of retail politics have not yet been totally eclipsed by tracking polls, media wizardry and political consultants.</w:t>
+        <w:t>The third character is a beautiful, intelligent woman named Julia Robertson, whose husband, Charles, has been fighting in France for two years. She has passed that time in part by putting her most personal reflections and longings in a diary clearly not meant for other eyes.</w:t>
         <w:br/>
-        <w:t>Critics say the state is too white (98%), too rural, too conservative to be representative. But New Hampshirites will tell you that, since 1952, no one has been elected president without passing successfully through this gantlet of no-nonsense Yankee political culture.</w:t>
+        <w:t>Neither of the men knows Julia at the beginning of the book, but through a series of coincidences, made plausible in part by the small size of Halifax, both men come to know her and to read the intimate diary she loses soon after the explosion. MacNeil weaves the diary into the second section of the book, and it becomes more than plausible, as we read it, that the two men should fall in love with Julia.</w:t>
         <w:br/>
-        <w:t>''Oh, you get sick of it,'' says Arthur Locke, 76, a retired state legislator drinking coffee at Robie's Country Store. ''You get bored. But on the whole I think we do pretty darn well.''</w:t>
+        <w:t>It must be said that Julia is more than a little bit idealized, unless you consider excessive sensuality to be a serious flaw in a sweet, elegant woman with long blond hair, a perfect figure and a sophistication gained as an art student in Paris. Still, in part because we are meant to admire her as much as the two men do, we accept her, no warts and all.</w:t>
         <w:br/>
-        <w:t>So for those who won't be physically joining the thousands of reporters and campaign workers, 1.1 million residents, 62 candidates and 24 delegates to be chosen here, some glimpses of a quadrennial American epic:</w:t>
+        <w:t>Peter and Stewart are much more human characters, made more so by a section of the novel in which MacNeil describes them at boarding school together. Peter's boyish self-confidence and athleticism father his conventionality and occasional priggishness as a man. Stewart's relative failure as a schoolboy - his pudgy effeminacy makes him a target for ridicule - turns him into a more serious student of his own nature and that of those around him, and a more substantial man than Peter.</w:t>
         <w:br/>
-        <w:t xml:space="preserve"> </w:t>
+        <w:t>Although this brief description of Burden of Desire - two friends vie for the heart of a beautiful woman, against the backdrop of a world at war - might make it seem like an ABC miniseries in the making, in fact it is a serious and satisfying novel. MacNeil writes well, and has a real gift for plotting a complicated story in a way that keeps us firmly engaged.</w:t>
         <w:br/>
-        <w:t xml:space="preserve"> THE ICONS: Reporters like to call them the political Stations of the Cross, these perennial campaign stops, places like Fecteau's grocery in Epping, the Portsmouth waterfront, or Robie's, the 100-year-old country store in Hooksett.</w:t>
+        <w:t>Yet it is a book filled with ideas, chiefly about the madness of modern warfare, but also about a range of ways in which modern life impinges itself upon the 19th-century values of this provincial Canadian city. Peter wrestles with his unsatisfactorily outdated ideas about his faith; Stewart attempts to apply Freudian psychoanalytic theories to those -- formerly treated in more primitive ways for emotional problems; Julia tries to accommodate her decidedly Edwardian notions of sexuality to her Victorian surroundings.</w:t>
         <w:br/>
-        <w:t>Lloyd Robie, 73, is the garrulous proprietor who's learned to suffer candidates and reporters but tells no one who he's voting for. ''Never have. It's the only privilege I've got left.''</w:t>
+        <w:t>Much of this is summed up by Stewart: ''People are more afraid of new ideas from a Matisse, or a Freud, a Stravinsky, a Diaghilev than they are afraid of sending their sons off to war. Ideas frighten them more than organized killing.''</w:t>
         <w:br/>
-        <w:t>Behind the doughnuts and black coffee steaming on Robie's counter are hundreds of business cards from visiting reporters and the pictures - Jack Kemp, Alexander Haig, Pat Paulsen, Alexander Gore Jr. All came here.</w:t>
-        <w:br/>
-        <w:t>So did a little-known governor from Georgia named Carter in 1975. ''He had coffee and a donut,'' says Dorothy Robie, Lloyd's wife.</w:t>
-        <w:br/>
-        <w:t>''He introduced himself to Lloyd and Lloyd said, 'Jimmy who?' That's where that all started.''</w:t>
-        <w:br/>
-        <w:t>Some New Hampshire settings can lose their usefulness. Remember East Coast Lumber in Hampstead? That's where George Bush, shaken by a third-place Iowa finish in 1988, hopped aboard a forklift to woo the working-class voters.</w:t>
-        <w:br/>
-        <w:t>Four years ago, the lumberyard was prospering with 200 employees.</w:t>
-        <w:br/>
-        <w:t>Today, after surviving bankruptcy hearings, it employs just 25 people.</w:t>
-        <w:br/>
-        <w:t>When the lumberyard invited Bush back this year, his campaign declined.</w:t>
-        <w:br/>
-        <w:t xml:space="preserve"> </w:t>
-        <w:br/>
-        <w:t xml:space="preserve"> THE LEGISLATURE: The third-largest political assembly in the English- speaking world - behind Congress and the British Parliament - the 424 members of the state Legislature are paid $ 100 a year plus mileage.</w:t>
-        <w:br/>
-        <w:t>''And that's taxable,'' says Rep. Richard Chasse, a Nashua Democrat and retired firefighter. ''People forget that.''</w:t>
-        <w:br/>
-        <w:t>President Bush addressed legislators Wednesday, Pat Buchanan was here on Tuesday and Arkansas Gov. Bill Clinton is due today. If Robie's lends a candidate a bit of rustic charm, the Legislature adds a presidential air.</w:t>
-        <w:br/>
-        <w:t>But no one treats politicians like celebrities in New Hampshire and legislators are no different. Some knit during these speeches. Backroom haggling continues over legislation.</w:t>
-        <w:br/>
-        <w:t>Others tend to even more important affairs. ''Sam Donaldson's autograph,'' says Rep. Richard Barberia, D-Canterbury, shoving a crumpled piece of paper at a reporter. ''For my son.''</w:t>
-        <w:br/>
-        <w:t xml:space="preserve"> </w:t>
-        <w:br/>
-        <w:t xml:space="preserve"> THE DREAMERS: Perhaps most cherished about this state, particularly by the cynical horde of the press, is that in New Hampshire, until primary day, hope springs eternal.</w:t>
-        <w:br/>
-        <w:t>Since the days of Henry Cabot Lodge, John Kennedy and Eugene McCarthy, who's campaigning here again, youthful volunteers stream in for their introduction to how democracy really works, all believing that truth, honesty and virtue will push their candidate over the top.</w:t>
-        <w:br/>
-        <w:t>Buchanan, Kerrey, Iowa Sen. Tom Harkin and former Massachusetts senator Paul Tsongas all have sizable ''kiddie corps.'' Consumer advocate Ralph Nader, mounting a write-in campaign, has workers driving cars with giant pencils strapped on the roofs.</w:t>
-        <w:br/>
-        <w:t>But only at an event with former California governor Jerry Brown does it feel like you're back in 1969.</w:t>
-        <w:br/>
-        <w:t>Before a recent Brown speech at The Coffee Shop in Derry, men wore earrings and a loud, teen-age rock trio warmed up the crowd as Kevin Connor, 31, Brown's deputy national campaign manager looked on.</w:t>
-        <w:br/>
-        <w:t>Connor has never worked in a political campaign. ''Something is happening here,'' he says excitedly. ''People want a change. Their bull crap detectors are on high.''</w:t>
-        <w:br/>
-        <w:t>Forget the polls, he says. Brown can win.</w:t>
-        <w:br/>
-        <w:t>They all say that here. For cynics, that may seem misguided or sad, but perhaps New Hampshire's greatest tradition is that anything can happen. Ask Kansas Sen. Bob Dole who seemed on the verge of knocking Bush out of the 1988 GOP race, until the votes came in.</w:t>
-        <w:br/>
-        <w:t>Back at Robie's, Lloyd Robie says this year could be another shocker. The Democratic race is too unpredictable, he says, too close to call and marred by the fact that there are ''too damn many Democrats running.''</w:t>
-        <w:br/>
-        <w:t>Tuesday it all ends, the dreamers come back to Earth and New Hampshire returns to normal.</w:t>
-        <w:br/>
-        <w:t>Just don't let these crotchety Yankees fool you on one point.</w:t>
-        <w:br/>
-        <w:t>They love this. Every second of it.</w:t>
-        <w:br/>
-        <w:t xml:space="preserve"> Contributing: Leslie Phillips</w:t>
+        <w:t>I'm sorry to report that my pleasure in reading this fine book was slightly marred by an unconscionable number of typesetting errors. This is hardly a problem confined to this book, but it's worth saying, I think, that if publishers can no longer afford competent proofreaders, it's high time that they computerize themselves and eliminate typesetting, and its attendant problems, altogether.</w:t>
         <w:br/>
         <w:br/>
         <w:t>Notes</w:t>
         <w:br/>
         <w:br/>
-        <w:t>WASHINGTON AND THE WORLD</w:t>
+        <w:t>Burden of Desire -- By Robert MacNeil -- Nan A.  Talese/Doubleday, 466 pp., $ 22.50</w:t>
         <w:br/>
         <w:br/>
         <w:t>Graphic</w:t>
@@ -139,11 +87,11 @@
         <w:br/>
         <w:t xml:space="preserve"> </w:t>
         <w:br/>
-        <w:t>PHOTOS; b/w, Robert Deutsch, USA TODAY (2)</w:t>
+        <w:t>PHOTO; color, Patrick Harbron, Sigma</w:t>
         <w:br/>
         <w:t xml:space="preserve"> </w:t>
         <w:br/>
-        <w:t>CUTLINE: FUTURE VOTERS: Democratic candidate Bob Kerrey talks to Heather Brogan, 9, at West Nottingham Elementary School in Hudson, N.H. Heather represented her fourth-grade class as a 'special correspondent.' CUTLINE: POLITICAL STATION: Lloyd Robie, left, owns a 100-year-old country store in Hooksett, and customer Ernie Des Rosiers.</w:t>
+        <w:t>CUTLINE: ROBERT MACNEIL: The journalist's first novel is based on a real-life explosion in the harbor at Halifax in 1917.</w:t>
       </w:r>
     </w:p>
     <w:sectPr>

--- a/example_articles/countries/Canada/4.countries_Canada_Other_publisher.docx
+++ b/example_articles/countries/Canada/4.countries_Canada_Other_publisher.docx
@@ -7,7 +7,11 @@
         <w:pStyle w:val="Heading1"/>
       </w:pPr>
       <w:r>
-        <w:t>History, humanity, ideas merge in MacNeil's 'Burden of Desire'</w:t>
+        <w:t>Chretien starts long goodbye;</w:t>
+        <w:br/>
+        <w:t>Canada's prime minister starred at a Liberal Party</w:t>
+        <w:br/>
+        <w:t>convention in which his successor will be picked.</w:t>
       </w:r>
     </w:p>
     <w:p>
@@ -17,17 +21,17 @@
     </w:p>
     <w:p>
       <w:r>
-        <w:t>Date: 1992-03-10</w:t>
+        <w:t>Date: 2003-11-14</w:t>
       </w:r>
     </w:p>
     <w:p>
       <w:r>
-        <w:t>Section: LIFE; Pg. 4D; Book Review</w:t>
+        <w:t>Section: NATIONAL; Pg. A06</w:t>
       </w:r>
     </w:p>
     <w:p>
       <w:r>
-        <w:t>Source file: Other publishers/Files (500) (27).DOCX</w:t>
+        <w:t>Source file: Other publishers/Files (500) (17).DOCX</w:t>
       </w:r>
     </w:p>
     <w:p>
@@ -49,37 +53,31 @@
     </w:p>
     <w:p>
       <w:r>
-        <w:t>Does it seem fair to you that Robert MacNeil should turn out to be an accomplished novelist? He is already one of the most distinguished people in television journalism, or indeed in journalism of any sort. His non-fiction books Wordstruck, a memoir, and The Story of English, which he co-authored as a companion to a PBS series, have reached large audiences. But Burden of Desire, his first novel, suggests that it is as a novelist that the world might best remember him.</w:t>
+        <w:t>A grateful Liberal Party told Jean Chretien au revoir last night with a star-filled tribute to thank the retiring prime minister for a 40-year political career capped by a decade as Canada's leader.</w:t>
         <w:br/>
-        <w:t>Burden of Desire is a historical novel set in Halifax, Nova Scotia, during World War I. On Dec. 6, 1917, at just after 9 a.m., a French munitions ship carrying 225 tons of TNT and tons more of other lethal materials exploded in the harbor at Halifax, taking nearly 2,000 souls and much of the working- class North End of Halifax with it. MacNeil describes the explosion and its grim effects with as much historical accuracy as he can muster, as he explains in a note at the end of the book.</w:t>
+        <w:t>The celebration on the opening night of a convention to choose a new party leader, and by extension prime minister, overlooked divisions of the last two years from the rivalry between Chretien and his successor, former Finance Minister Paul Martin.</w:t>
         <w:br/>
-        <w:t>MacNeil invents three characters and places them in the midst of this disaster. All are from the tonier South End of Halifax, where the destruction was mostly limited to windows blown in.</w:t>
+        <w:t>With Martin poised to be named Liberal leader today, the focus was on Chretien, who sat with his wife, Aline, in the crowd of 7,000 at the Air Canada Center for performances by young musicians, gospel singers, Celtic fiddlers, jazz great Oscar Peterson, and singer Paul Anka.</w:t>
         <w:br/>
-        <w:t>One is an Anglican priest, Peter Wentworth, assigned to All Saints Cathedral. After the explosion Peter goes to the North End to see the damage and pitches in with a crew of soldiers and civilians who are trying to pull the injured from the remains of their poor wooden houses before fire reaches them. Peter has a neurasthenic wife and ambitions in the church, two things that don't go together very well.</w:t>
+        <w:t>In his final speech as party leader, Chretien, who turns 70 in January, focused on his accomplishments as one of Canada's most successful politicians, winner of every election he contested including three straight Parliament majorities for the Liberals.</w:t>
         <w:br/>
-        <w:t>The second of the three main characters is a psychologist and academic named Stewart MacPherson, a boyhood friend of Peter's in spite of the relative wealth of Stewart's family. Stewart also involves himself in the aftermath of the explosion, using his large Paige automobile as an ambulance or a hearse to transport victims to the South End's makeshift hospitals and morgues. His psychologist's interest in shell-shock victims finds a convenient counterpart in the civilian population devastated by the blast.</w:t>
+        <w:t>Ever the politician, he rallied his party against conservative parties trying to merge to form a united opposition in the next election.</w:t>
         <w:br/>
-        <w:t>The third character is a beautiful, intelligent woman named Julia Robertson, whose husband, Charles, has been fighting in France for two years. She has passed that time in part by putting her most personal reflections and longings in a diary clearly not meant for other eyes.</w:t>
+        <w:t>"Canadians should beware of those on the right who would weaken the national government because they do not believe in the role of government as an agent of good," he said to one of numerous standing ovations. "My friends, my fellow Canadians, my fellow Liberals, if you remember only one thing that I say tonight, remember this: We must never, ever lose our social conscience."</w:t>
         <w:br/>
-        <w:t>Neither of the men knows Julia at the beginning of the book, but through a series of coincidences, made plausible in part by the small size of Halifax, both men come to know her and to read the intimate diary she loses soon after the explosion. MacNeil weaves the diary into the second section of the book, and it becomes more than plausible, as we read it, that the two men should fall in love with Julia.</w:t>
+        <w:t>He called Martin a great Liberal who will carry on the party tradition, a conciliatory gesture after their rivalry caused party infighting that almost led to a revolt last year intended to force Chretien from power.</w:t>
         <w:br/>
-        <w:t>It must be said that Julia is more than a little bit idealized, unless you consider excessive sensuality to be a serious flaw in a sweet, elegant woman with long blond hair, a perfect figure and a sophistication gained as an art student in Paris. Still, in part because we are meant to admire her as much as the two men do, we accept her, no warts and all.</w:t>
+        <w:t>Martin has secured enough support for a first-ballot victory in today's leadership vote. Under Canada's political system, the head of the majority party in Parliament forms the government, meaning Martin can succeed Chretien without an election.</w:t>
         <w:br/>
-        <w:t>Peter and Stewart are much more human characters, made more so by a section of the novel in which MacNeil describes them at boarding school together. Peter's boyish self-confidence and athleticism father his conventionality and occasional priggishness as a man. Stewart's relative failure as a schoolboy - his pudgy effeminacy makes him a target for ridicule - turns him into a more serious student of his own nature and that of those around him, and a more substantial man than Peter.</w:t>
+        <w:t>He is expected to seek a fresh five-year mandate next spring instead of waiting to serve out the final two years of Chretien's term.</w:t>
         <w:br/>
-        <w:t>Although this brief description of Burden of Desire - two friends vie for the heart of a beautiful woman, against the backdrop of a world at war - might make it seem like an ABC miniseries in the making, in fact it is a serious and satisfying novel. MacNeil writes well, and has a real gift for plotting a complicated story in a way that keeps us firmly engaged.</w:t>
+        <w:t>Still, it remains up to Chretien to formally retire. That is expected to happen early next year.</w:t>
         <w:br/>
-        <w:t>Yet it is a book filled with ideas, chiefly about the madness of modern warfare, but also about a range of ways in which modern life impinges itself upon the 19th-century values of this provincial Canadian city. Peter wrestles with his unsatisfactorily outdated ideas about his faith; Stewart attempts to apply Freudian psychoanalytic theories to those -- formerly treated in more primitive ways for emotional problems; Julia tries to accommodate her decidedly Edwardian notions of sexuality to her Victorian surroundings.</w:t>
+        <w:t>In his speech, Chretien cited the triumphs of his 10 years in power - eliminating a huge budget deficit to promote consistent economic growth; withstanding the separatist aspirations in Quebec; asserting Canadian autonomy in the face of dominance by its superpower neighbor, the United States.</w:t>
         <w:br/>
-        <w:t>Much of this is summed up by Stewart: ''People are more afraid of new ideas from a Matisse, or a Freud, a Stravinsky, a Diaghilev than they are afraid of sending their sons off to war. Ideas frighten them more than organized killing.''</w:t>
+        <w:t>Lawrence Martin, who has written two biographies of Chretien, wrote a column in the Globe and Mail newspaper that called the prime minister, who grew up in a working-class town in Quebec, the Canadian version of Harry Truman.</w:t>
         <w:br/>
-        <w:t>I'm sorry to report that my pleasure in reading this fine book was slightly marred by an unconscionable number of typesetting errors. This is hardly a problem confined to this book, but it's worth saying, I think, that if publishers can no longer afford competent proofreaders, it's high time that they computerize themselves and eliminate typesetting, and its attendant problems, altogether.</w:t>
-        <w:br/>
-        <w:br/>
-        <w:t>Notes</w:t>
-        <w:br/>
-        <w:br/>
-        <w:t>Burden of Desire -- By Robert MacNeil -- Nan A.  Talese/Doubleday, 466 pp., $ 22.50</w:t>
+        <w:t>"As a character out of the give-'em-hell-Harry mode, Canada will probably never come closer to having its very own Harry Truman than it did with Jean Chretien," wrote Martin, who is no relation to Paul Martin.</w:t>
         <w:br/>
         <w:br/>
         <w:t>Graphic</w:t>
@@ -87,11 +85,9 @@
         <w:br/>
         <w:t xml:space="preserve"> </w:t>
         <w:br/>
-        <w:t>PHOTO; color, Patrick Harbron, Sigma</w:t>
+        <w:t>PHOTO;</w:t>
         <w:br/>
-        <w:t xml:space="preserve"> </w:t>
-        <w:br/>
-        <w:t>CUTLINE: ROBERT MACNEIL: The journalist's first novel is based on a real-life explosion in the harbor at Halifax in 1917.</w:t>
+        <w:t>Jean Chretien has spent 40 years in politics.</w:t>
       </w:r>
     </w:p>
     <w:sectPr>
